--- a/ModernControl/word_output/ch03_水系统模型预测控制.docx
+++ b/ModernControl/word_output/ch03_水系统模型预测控制.docx
@@ -186,6 +186,83 @@
           <w:rFonts w:hint="eastAsia"/>
         </w:rPr>
         <w:t xml:space="preserve">核心思想</w:t>
+      </w:r>
+    </w:p>
+    <w:tbl>
+      <w:tblPr>
+        <w:tblStyle w:val="FigureTable"/>
+        <w:tblW w:type="auto" w:w="0"/>
+        <w:jc w:val="center"/>
+        <w:tblLook w:firstRow="0" w:lastRow="0" w:firstColumn="0" w:lastColumn="0"/>
+      </w:tblPr>
+      <w:tblGrid>
+        <w:gridCol w:w="7920"/>
+      </w:tblGrid>
+      <w:tr>
+        <w:tc>
+          <w:tcPr/>
+          <w:p>
+            <w:pPr>
+              <w:pStyle w:val="Compact"/>
+              <w:jc w:val="center"/>
+            </w:pPr>
+            <w:r>
+              <w:rPr>
+                <w:rFonts w:hint="eastAsia"/>
+              </w:rPr>
+              <w:t xml:space="preserve">图3-2</w:t>
+            </w:r>
+            <w:r>
+              <w:t xml:space="preserve"> </w:t>
+            </w:r>
+            <w:r>
+              <w:rPr>
+                <w:rFonts w:hint="eastAsia"/>
+              </w:rPr>
+              <w:t xml:space="preserve">MPC滚动优化原理</w:t>
+            </w:r>
+          </w:p>
+        </w:tc>
+      </w:tr>
+    </w:tbl>
+    <w:p>
+      <w:pPr>
+        <w:pStyle w:val="ImageCaption"/>
+      </w:pPr>
+      <w:r>
+        <w:rPr>
+          <w:rFonts w:hint="eastAsia"/>
+        </w:rPr>
+        <w:t xml:space="preserve">图3-2</w:t>
+      </w:r>
+      <w:r>
+        <w:t xml:space="preserve"> </w:t>
+      </w:r>
+      <w:r>
+        <w:rPr>
+          <w:rFonts w:hint="eastAsia"/>
+        </w:rPr>
+        <w:t xml:space="preserve">MPC滚动优化原理</w:t>
+      </w:r>
+    </w:p>
+    <w:p>
+      <w:pPr>
+        <w:pStyle w:val="BlockText"/>
+      </w:pPr>
+      <w:r>
+        <w:rPr>
+          <w:rFonts w:hint="eastAsia"/>
+        </w:rPr>
+        <w:t xml:space="preserve">图3-2:</w:t>
+      </w:r>
+      <w:r>
+        <w:t xml:space="preserve"> </w:t>
+      </w:r>
+      <w:r>
+        <w:rPr>
+          <w:rFonts w:hint="eastAsia"/>
+        </w:rPr>
+        <w:t xml:space="preserve">MPC滚动优化——在每个控制时刻向前预测、求解最优控制序列、仅执行第一步，然后滚动前进</w:t>
       </w:r>
     </w:p>
     <w:p>
@@ -2891,6 +2968,19 @@
           <w:bCs/>
         </w:rPr>
         <w:t xml:space="preserve">MPC核心术语</w:t>
+      </w:r>
+    </w:p>
+    <w:p>
+      <w:pPr>
+        <w:pStyle w:val="BodyText"/>
+      </w:pPr>
+      <w:r>
+        <w:rPr>
+          <w:rFonts w:hint="eastAsia"/>
+          <w:b/>
+          <w:bCs/>
+        </w:rPr>
+        <w:t xml:space="preserve">表3-1</w:t>
       </w:r>
     </w:p>
     <w:tbl>
@@ -7138,6 +7228,19 @@
         <w:t xml:space="preserve">ID与IDZ模型参数的物理意义</w:t>
       </w:r>
     </w:p>
+    <w:p>
+      <w:pPr>
+        <w:pStyle w:val="BodyText"/>
+      </w:pPr>
+      <w:r>
+        <w:rPr>
+          <w:rFonts w:hint="eastAsia"/>
+          <w:b/>
+          <w:bCs/>
+        </w:rPr>
+        <w:t xml:space="preserve">表3-2</w:t>
+      </w:r>
+    </w:p>
     <w:tbl>
       <w:tblPr>
         <w:tblStyle w:val="Table"/>
@@ -13109,6 +13212,19 @@
           <w:bCs/>
         </w:rPr>
         <w:t xml:space="preserve">三种MPC架构对比</w:t>
+      </w:r>
+    </w:p>
+    <w:p>
+      <w:pPr>
+        <w:pStyle w:val="BodyText"/>
+      </w:pPr>
+      <w:r>
+        <w:rPr>
+          <w:rFonts w:hint="eastAsia"/>
+          <w:b/>
+          <w:bCs/>
+        </w:rPr>
+        <w:t xml:space="preserve">表3-3</w:t>
       </w:r>
     </w:p>
     <w:tbl>
@@ -14607,6 +14723,19 @@
           <w:rFonts w:hint="eastAsia"/>
         </w:rPr>
         <w:t xml:space="preserve">：</w:t>
+      </w:r>
+    </w:p>
+    <w:p>
+      <w:pPr>
+        <w:pStyle w:val="BodyText"/>
+      </w:pPr>
+      <w:r>
+        <w:rPr>
+          <w:rFonts w:hint="eastAsia"/>
+          <w:b/>
+          <w:bCs/>
+        </w:rPr>
+        <w:t xml:space="preserve">表3-4</w:t>
       </w:r>
     </w:p>
     <w:tbl>
